--- a/docx_documentation/wiring_diagram_comprehensive_explanation.docx
+++ b/docx_documentation/wiring_diagram_comprehensive_explanation.docx
@@ -13,15 +13,15 @@
     </w:p>
     <w:p>
       <w:pPr>
-        <w:pStyle w:val="Heading1"/>
+        <w:jc w:val="center"/>
       </w:pPr>
       <w:r>
-        <w:t>1. Overview</w:t>
+        <w:t>Hardware Connection Reference · Raspberry Pi 4B GPIO Layout</w:t>
       </w:r>
     </w:p>
     <w:p>
       <w:r>
-        <w:t>The system relies on a Raspberry Pi 4B connected to a USB Camera, AMG8833 Thermal Sensor, DHT22 Sensor, and GSM900A module.</w:t>
+        <w:br w:type="page"/>
       </w:r>
     </w:p>
     <w:p>
@@ -29,7 +29,784 @@
         <w:pStyle w:val="Heading1"/>
       </w:pPr>
       <w:r>
-        <w:t>2. AMG8833 Thermal Camera (I2C)</w:t>
+        <w:t>1. System Wiring Overview</w:t>
+      </w:r>
+    </w:p>
+    <w:p>
+      <w:r>
+        <w:t>The Offline AI Swine Health Monitoring System connects four external hardware peripherals to the Raspberry Pi 4B via three different communication protocols: I2C (AMG8833 thermal camera), single-wire GPIO (DHT22 ambient sensor), UART serial (GSM900A SMS module), and USB (camera).</w:t>
+      </w:r>
+    </w:p>
+    <w:p>
+      <w:pPr>
+        <w:ind w:left="432" w:right="432"/>
+      </w:pPr>
+      <w:r>
+        <w:rPr>
+          <w:i/>
+          <w:color w:val="1A5276"/>
+          <w:sz w:val="19"/>
+        </w:rPr>
+        <w:t>SAFETY NOTE: Always power down the Raspberry Pi before making or changing any wiring connections. Verify all power rails (3.3V vs 5V compatibility) before powering on.</w:t>
+      </w:r>
+    </w:p>
+    <w:p>
+      <w:pPr>
+        <w:pStyle w:val="Heading1"/>
+      </w:pPr>
+      <w:r>
+        <w:t>2. Complete GPIO Pin Assignment Table</w:t>
+      </w:r>
+    </w:p>
+    <w:tbl>
+      <w:tblPr>
+        <w:tblStyle w:val="TableGrid"/>
+        <w:tblW w:type="auto" w:w="0"/>
+        <w:tblLook w:firstColumn="1" w:firstRow="1" w:lastColumn="0" w:lastRow="0" w:noHBand="0" w:noVBand="1" w:val="04A0"/>
+      </w:tblPr>
+      <w:tblGrid>
+        <w:gridCol w:w="2160"/>
+        <w:gridCol w:w="2160"/>
+        <w:gridCol w:w="2160"/>
+        <w:gridCol w:w="2160"/>
+      </w:tblGrid>
+      <w:tr>
+        <w:tc>
+          <w:tcPr>
+            <w:tcW w:type="dxa" w:w="2160"/>
+            <w:shd w:val="clear" w:color="auto" w:fill="1F4E79"/>
+          </w:tcPr>
+          <w:p>
+            <w:pPr>
+              <w:jc w:val="center"/>
+            </w:pPr>
+            <w:r>
+              <w:rPr>
+                <w:b/>
+                <w:color w:val="FFFFFF"/>
+                <w:sz w:val="20"/>
+              </w:rPr>
+              <w:t>GPIO Pin</w:t>
+            </w:r>
+          </w:p>
+        </w:tc>
+        <w:tc>
+          <w:tcPr>
+            <w:tcW w:type="dxa" w:w="2160"/>
+            <w:shd w:val="clear" w:color="auto" w:fill="1F4E79"/>
+          </w:tcPr>
+          <w:p>
+            <w:pPr>
+              <w:jc w:val="center"/>
+            </w:pPr>
+            <w:r>
+              <w:rPr>
+                <w:b/>
+                <w:color w:val="FFFFFF"/>
+                <w:sz w:val="20"/>
+              </w:rPr>
+              <w:t>Physical Pin #</w:t>
+            </w:r>
+          </w:p>
+        </w:tc>
+        <w:tc>
+          <w:tcPr>
+            <w:tcW w:type="dxa" w:w="2160"/>
+            <w:shd w:val="clear" w:color="auto" w:fill="1F4E79"/>
+          </w:tcPr>
+          <w:p>
+            <w:pPr>
+              <w:jc w:val="center"/>
+            </w:pPr>
+            <w:r>
+              <w:rPr>
+                <w:b/>
+                <w:color w:val="FFFFFF"/>
+                <w:sz w:val="20"/>
+              </w:rPr>
+              <w:t>Connected To</w:t>
+            </w:r>
+          </w:p>
+        </w:tc>
+        <w:tc>
+          <w:tcPr>
+            <w:tcW w:type="dxa" w:w="2160"/>
+            <w:shd w:val="clear" w:color="auto" w:fill="1F4E79"/>
+          </w:tcPr>
+          <w:p>
+            <w:pPr>
+              <w:jc w:val="center"/>
+            </w:pPr>
+            <w:r>
+              <w:rPr>
+                <w:b/>
+                <w:color w:val="FFFFFF"/>
+                <w:sz w:val="20"/>
+              </w:rPr>
+              <w:t>Signal / Function</w:t>
+            </w:r>
+          </w:p>
+        </w:tc>
+      </w:tr>
+      <w:tr>
+        <w:tc>
+          <w:tcPr>
+            <w:tcW w:type="dxa" w:w="2160"/>
+            <w:shd w:val="clear" w:color="auto" w:fill="FFFFFF"/>
+          </w:tcPr>
+          <w:p>
+            <w:r>
+              <w:rPr>
+                <w:sz w:val="18"/>
+              </w:rPr>
+              <w:t>3.3V Power</w:t>
+            </w:r>
+          </w:p>
+        </w:tc>
+        <w:tc>
+          <w:tcPr>
+            <w:tcW w:type="dxa" w:w="2160"/>
+            <w:shd w:val="clear" w:color="auto" w:fill="FFFFFF"/>
+          </w:tcPr>
+          <w:p>
+            <w:r>
+              <w:rPr>
+                <w:sz w:val="18"/>
+              </w:rPr>
+              <w:t>Pin 1</w:t>
+            </w:r>
+          </w:p>
+        </w:tc>
+        <w:tc>
+          <w:tcPr>
+            <w:tcW w:type="dxa" w:w="2160"/>
+            <w:shd w:val="clear" w:color="auto" w:fill="FFFFFF"/>
+          </w:tcPr>
+          <w:p>
+            <w:r>
+              <w:rPr>
+                <w:sz w:val="18"/>
+              </w:rPr>
+              <w:t>AMG8833 VIN</w:t>
+            </w:r>
+          </w:p>
+        </w:tc>
+        <w:tc>
+          <w:tcPr>
+            <w:tcW w:type="dxa" w:w="2160"/>
+            <w:shd w:val="clear" w:color="auto" w:fill="FFFFFF"/>
+          </w:tcPr>
+          <w:p>
+            <w:r>
+              <w:rPr>
+                <w:sz w:val="18"/>
+              </w:rPr>
+              <w:t>Sensor power supply (3.3V)</w:t>
+            </w:r>
+          </w:p>
+        </w:tc>
+      </w:tr>
+      <w:tr>
+        <w:tc>
+          <w:tcPr>
+            <w:tcW w:type="dxa" w:w="2160"/>
+            <w:shd w:val="clear" w:color="auto" w:fill="D6E4F0"/>
+          </w:tcPr>
+          <w:p>
+            <w:r>
+              <w:rPr>
+                <w:sz w:val="18"/>
+              </w:rPr>
+              <w:t>GND</w:t>
+            </w:r>
+          </w:p>
+        </w:tc>
+        <w:tc>
+          <w:tcPr>
+            <w:tcW w:type="dxa" w:w="2160"/>
+            <w:shd w:val="clear" w:color="auto" w:fill="D6E4F0"/>
+          </w:tcPr>
+          <w:p>
+            <w:r>
+              <w:rPr>
+                <w:sz w:val="18"/>
+              </w:rPr>
+              <w:t>Pin 6</w:t>
+            </w:r>
+          </w:p>
+        </w:tc>
+        <w:tc>
+          <w:tcPr>
+            <w:tcW w:type="dxa" w:w="2160"/>
+            <w:shd w:val="clear" w:color="auto" w:fill="D6E4F0"/>
+          </w:tcPr>
+          <w:p>
+            <w:r>
+              <w:rPr>
+                <w:sz w:val="18"/>
+              </w:rPr>
+              <w:t>AMG8833 GND</w:t>
+            </w:r>
+          </w:p>
+        </w:tc>
+        <w:tc>
+          <w:tcPr>
+            <w:tcW w:type="dxa" w:w="2160"/>
+            <w:shd w:val="clear" w:color="auto" w:fill="D6E4F0"/>
+          </w:tcPr>
+          <w:p>
+            <w:r>
+              <w:rPr>
+                <w:sz w:val="18"/>
+              </w:rPr>
+              <w:t>Sensor ground</w:t>
+            </w:r>
+          </w:p>
+        </w:tc>
+      </w:tr>
+      <w:tr>
+        <w:tc>
+          <w:tcPr>
+            <w:tcW w:type="dxa" w:w="2160"/>
+            <w:shd w:val="clear" w:color="auto" w:fill="FFFFFF"/>
+          </w:tcPr>
+          <w:p>
+            <w:r>
+              <w:rPr>
+                <w:sz w:val="18"/>
+              </w:rPr>
+              <w:t>GPIO2 / SDA1</w:t>
+            </w:r>
+          </w:p>
+        </w:tc>
+        <w:tc>
+          <w:tcPr>
+            <w:tcW w:type="dxa" w:w="2160"/>
+            <w:shd w:val="clear" w:color="auto" w:fill="FFFFFF"/>
+          </w:tcPr>
+          <w:p>
+            <w:r>
+              <w:rPr>
+                <w:sz w:val="18"/>
+              </w:rPr>
+              <w:t>Pin 3</w:t>
+            </w:r>
+          </w:p>
+        </w:tc>
+        <w:tc>
+          <w:tcPr>
+            <w:tcW w:type="dxa" w:w="2160"/>
+            <w:shd w:val="clear" w:color="auto" w:fill="FFFFFF"/>
+          </w:tcPr>
+          <w:p>
+            <w:r>
+              <w:rPr>
+                <w:sz w:val="18"/>
+              </w:rPr>
+              <w:t>AMG8833 SDA</w:t>
+            </w:r>
+          </w:p>
+        </w:tc>
+        <w:tc>
+          <w:tcPr>
+            <w:tcW w:type="dxa" w:w="2160"/>
+            <w:shd w:val="clear" w:color="auto" w:fill="FFFFFF"/>
+          </w:tcPr>
+          <w:p>
+            <w:r>
+              <w:rPr>
+                <w:sz w:val="18"/>
+              </w:rPr>
+              <w:t>I2C data line</w:t>
+            </w:r>
+          </w:p>
+        </w:tc>
+      </w:tr>
+      <w:tr>
+        <w:tc>
+          <w:tcPr>
+            <w:tcW w:type="dxa" w:w="2160"/>
+            <w:shd w:val="clear" w:color="auto" w:fill="D6E4F0"/>
+          </w:tcPr>
+          <w:p>
+            <w:r>
+              <w:rPr>
+                <w:sz w:val="18"/>
+              </w:rPr>
+              <w:t>GPIO3 / SCL1</w:t>
+            </w:r>
+          </w:p>
+        </w:tc>
+        <w:tc>
+          <w:tcPr>
+            <w:tcW w:type="dxa" w:w="2160"/>
+            <w:shd w:val="clear" w:color="auto" w:fill="D6E4F0"/>
+          </w:tcPr>
+          <w:p>
+            <w:r>
+              <w:rPr>
+                <w:sz w:val="18"/>
+              </w:rPr>
+              <w:t>Pin 5</w:t>
+            </w:r>
+          </w:p>
+        </w:tc>
+        <w:tc>
+          <w:tcPr>
+            <w:tcW w:type="dxa" w:w="2160"/>
+            <w:shd w:val="clear" w:color="auto" w:fill="D6E4F0"/>
+          </w:tcPr>
+          <w:p>
+            <w:r>
+              <w:rPr>
+                <w:sz w:val="18"/>
+              </w:rPr>
+              <w:t>AMG8833 SCL</w:t>
+            </w:r>
+          </w:p>
+        </w:tc>
+        <w:tc>
+          <w:tcPr>
+            <w:tcW w:type="dxa" w:w="2160"/>
+            <w:shd w:val="clear" w:color="auto" w:fill="D6E4F0"/>
+          </w:tcPr>
+          <w:p>
+            <w:r>
+              <w:rPr>
+                <w:sz w:val="18"/>
+              </w:rPr>
+              <w:t>I2C clock line</w:t>
+            </w:r>
+          </w:p>
+        </w:tc>
+      </w:tr>
+      <w:tr>
+        <w:tc>
+          <w:tcPr>
+            <w:tcW w:type="dxa" w:w="2160"/>
+            <w:shd w:val="clear" w:color="auto" w:fill="FFFFFF"/>
+          </w:tcPr>
+          <w:p>
+            <w:r>
+              <w:rPr>
+                <w:sz w:val="18"/>
+              </w:rPr>
+              <w:t>3.3V or 5V</w:t>
+            </w:r>
+          </w:p>
+        </w:tc>
+        <w:tc>
+          <w:tcPr>
+            <w:tcW w:type="dxa" w:w="2160"/>
+            <w:shd w:val="clear" w:color="auto" w:fill="FFFFFF"/>
+          </w:tcPr>
+          <w:p>
+            <w:r>
+              <w:rPr>
+                <w:sz w:val="18"/>
+              </w:rPr>
+              <w:t>Pin 1 or 2</w:t>
+            </w:r>
+          </w:p>
+        </w:tc>
+        <w:tc>
+          <w:tcPr>
+            <w:tcW w:type="dxa" w:w="2160"/>
+            <w:shd w:val="clear" w:color="auto" w:fill="FFFFFF"/>
+          </w:tcPr>
+          <w:p>
+            <w:r>
+              <w:rPr>
+                <w:sz w:val="18"/>
+              </w:rPr>
+              <w:t>DHT22 VCC</w:t>
+            </w:r>
+          </w:p>
+        </w:tc>
+        <w:tc>
+          <w:tcPr>
+            <w:tcW w:type="dxa" w:w="2160"/>
+            <w:shd w:val="clear" w:color="auto" w:fill="FFFFFF"/>
+          </w:tcPr>
+          <w:p>
+            <w:r>
+              <w:rPr>
+                <w:sz w:val="18"/>
+              </w:rPr>
+              <w:t>Sensor power supply</w:t>
+            </w:r>
+          </w:p>
+        </w:tc>
+      </w:tr>
+      <w:tr>
+        <w:tc>
+          <w:tcPr>
+            <w:tcW w:type="dxa" w:w="2160"/>
+            <w:shd w:val="clear" w:color="auto" w:fill="D6E4F0"/>
+          </w:tcPr>
+          <w:p>
+            <w:r>
+              <w:rPr>
+                <w:sz w:val="18"/>
+              </w:rPr>
+              <w:t>GND</w:t>
+            </w:r>
+          </w:p>
+        </w:tc>
+        <w:tc>
+          <w:tcPr>
+            <w:tcW w:type="dxa" w:w="2160"/>
+            <w:shd w:val="clear" w:color="auto" w:fill="D6E4F0"/>
+          </w:tcPr>
+          <w:p>
+            <w:r>
+              <w:rPr>
+                <w:sz w:val="18"/>
+              </w:rPr>
+              <w:t>Pin 9</w:t>
+            </w:r>
+          </w:p>
+        </w:tc>
+        <w:tc>
+          <w:tcPr>
+            <w:tcW w:type="dxa" w:w="2160"/>
+            <w:shd w:val="clear" w:color="auto" w:fill="D6E4F0"/>
+          </w:tcPr>
+          <w:p>
+            <w:r>
+              <w:rPr>
+                <w:sz w:val="18"/>
+              </w:rPr>
+              <w:t>DHT22 GND</w:t>
+            </w:r>
+          </w:p>
+        </w:tc>
+        <w:tc>
+          <w:tcPr>
+            <w:tcW w:type="dxa" w:w="2160"/>
+            <w:shd w:val="clear" w:color="auto" w:fill="D6E4F0"/>
+          </w:tcPr>
+          <w:p>
+            <w:r>
+              <w:rPr>
+                <w:sz w:val="18"/>
+              </w:rPr>
+              <w:t>Sensor ground</w:t>
+            </w:r>
+          </w:p>
+        </w:tc>
+      </w:tr>
+      <w:tr>
+        <w:tc>
+          <w:tcPr>
+            <w:tcW w:type="dxa" w:w="2160"/>
+            <w:shd w:val="clear" w:color="auto" w:fill="FFFFFF"/>
+          </w:tcPr>
+          <w:p>
+            <w:r>
+              <w:rPr>
+                <w:sz w:val="18"/>
+              </w:rPr>
+              <w:t>GPIO4</w:t>
+            </w:r>
+          </w:p>
+        </w:tc>
+        <w:tc>
+          <w:tcPr>
+            <w:tcW w:type="dxa" w:w="2160"/>
+            <w:shd w:val="clear" w:color="auto" w:fill="FFFFFF"/>
+          </w:tcPr>
+          <w:p>
+            <w:r>
+              <w:rPr>
+                <w:sz w:val="18"/>
+              </w:rPr>
+              <w:t>Pin 7</w:t>
+            </w:r>
+          </w:p>
+        </w:tc>
+        <w:tc>
+          <w:tcPr>
+            <w:tcW w:type="dxa" w:w="2160"/>
+            <w:shd w:val="clear" w:color="auto" w:fill="FFFFFF"/>
+          </w:tcPr>
+          <w:p>
+            <w:r>
+              <w:rPr>
+                <w:sz w:val="18"/>
+              </w:rPr>
+              <w:t>DHT22 DATA</w:t>
+            </w:r>
+          </w:p>
+        </w:tc>
+        <w:tc>
+          <w:tcPr>
+            <w:tcW w:type="dxa" w:w="2160"/>
+            <w:shd w:val="clear" w:color="auto" w:fill="FFFFFF"/>
+          </w:tcPr>
+          <w:p>
+            <w:r>
+              <w:rPr>
+                <w:sz w:val="18"/>
+              </w:rPr>
+              <w:t>Single-wire data (needs 10kΩ pull-up to VCC)</w:t>
+            </w:r>
+          </w:p>
+        </w:tc>
+      </w:tr>
+      <w:tr>
+        <w:tc>
+          <w:tcPr>
+            <w:tcW w:type="dxa" w:w="2160"/>
+            <w:shd w:val="clear" w:color="auto" w:fill="D6E4F0"/>
+          </w:tcPr>
+          <w:p>
+            <w:r>
+              <w:rPr>
+                <w:sz w:val="18"/>
+              </w:rPr>
+              <w:t>GPIO14 / TXD</w:t>
+            </w:r>
+          </w:p>
+        </w:tc>
+        <w:tc>
+          <w:tcPr>
+            <w:tcW w:type="dxa" w:w="2160"/>
+            <w:shd w:val="clear" w:color="auto" w:fill="D6E4F0"/>
+          </w:tcPr>
+          <w:p>
+            <w:r>
+              <w:rPr>
+                <w:sz w:val="18"/>
+              </w:rPr>
+              <w:t>Pin 8</w:t>
+            </w:r>
+          </w:p>
+        </w:tc>
+        <w:tc>
+          <w:tcPr>
+            <w:tcW w:type="dxa" w:w="2160"/>
+            <w:shd w:val="clear" w:color="auto" w:fill="D6E4F0"/>
+          </w:tcPr>
+          <w:p>
+            <w:r>
+              <w:rPr>
+                <w:sz w:val="18"/>
+              </w:rPr>
+              <w:t>GSM900A RX</w:t>
+            </w:r>
+          </w:p>
+        </w:tc>
+        <w:tc>
+          <w:tcPr>
+            <w:tcW w:type="dxa" w:w="2160"/>
+            <w:shd w:val="clear" w:color="auto" w:fill="D6E4F0"/>
+          </w:tcPr>
+          <w:p>
+            <w:r>
+              <w:rPr>
+                <w:sz w:val="18"/>
+              </w:rPr>
+              <w:t>UART transmit → GSM receive</w:t>
+            </w:r>
+          </w:p>
+        </w:tc>
+      </w:tr>
+      <w:tr>
+        <w:tc>
+          <w:tcPr>
+            <w:tcW w:type="dxa" w:w="2160"/>
+            <w:shd w:val="clear" w:color="auto" w:fill="FFFFFF"/>
+          </w:tcPr>
+          <w:p>
+            <w:r>
+              <w:rPr>
+                <w:sz w:val="18"/>
+              </w:rPr>
+              <w:t>GPIO15 / RXD</w:t>
+            </w:r>
+          </w:p>
+        </w:tc>
+        <w:tc>
+          <w:tcPr>
+            <w:tcW w:type="dxa" w:w="2160"/>
+            <w:shd w:val="clear" w:color="auto" w:fill="FFFFFF"/>
+          </w:tcPr>
+          <w:p>
+            <w:r>
+              <w:rPr>
+                <w:sz w:val="18"/>
+              </w:rPr>
+              <w:t>Pin 10</w:t>
+            </w:r>
+          </w:p>
+        </w:tc>
+        <w:tc>
+          <w:tcPr>
+            <w:tcW w:type="dxa" w:w="2160"/>
+            <w:shd w:val="clear" w:color="auto" w:fill="FFFFFF"/>
+          </w:tcPr>
+          <w:p>
+            <w:r>
+              <w:rPr>
+                <w:sz w:val="18"/>
+              </w:rPr>
+              <w:t>GSM900A TX</w:t>
+            </w:r>
+          </w:p>
+        </w:tc>
+        <w:tc>
+          <w:tcPr>
+            <w:tcW w:type="dxa" w:w="2160"/>
+            <w:shd w:val="clear" w:color="auto" w:fill="FFFFFF"/>
+          </w:tcPr>
+          <w:p>
+            <w:r>
+              <w:rPr>
+                <w:sz w:val="18"/>
+              </w:rPr>
+              <w:t>UART receive ← GSM transmit</w:t>
+            </w:r>
+          </w:p>
+        </w:tc>
+      </w:tr>
+      <w:tr>
+        <w:tc>
+          <w:tcPr>
+            <w:tcW w:type="dxa" w:w="2160"/>
+            <w:shd w:val="clear" w:color="auto" w:fill="D6E4F0"/>
+          </w:tcPr>
+          <w:p>
+            <w:r>
+              <w:rPr>
+                <w:sz w:val="18"/>
+              </w:rPr>
+              <w:t>GND</w:t>
+            </w:r>
+          </w:p>
+        </w:tc>
+        <w:tc>
+          <w:tcPr>
+            <w:tcW w:type="dxa" w:w="2160"/>
+            <w:shd w:val="clear" w:color="auto" w:fill="D6E4F0"/>
+          </w:tcPr>
+          <w:p>
+            <w:r>
+              <w:rPr>
+                <w:sz w:val="18"/>
+              </w:rPr>
+              <w:t>Pin 14</w:t>
+            </w:r>
+          </w:p>
+        </w:tc>
+        <w:tc>
+          <w:tcPr>
+            <w:tcW w:type="dxa" w:w="2160"/>
+            <w:shd w:val="clear" w:color="auto" w:fill="D6E4F0"/>
+          </w:tcPr>
+          <w:p>
+            <w:r>
+              <w:rPr>
+                <w:sz w:val="18"/>
+              </w:rPr>
+              <w:t>GSM900A GND</w:t>
+            </w:r>
+          </w:p>
+        </w:tc>
+        <w:tc>
+          <w:tcPr>
+            <w:tcW w:type="dxa" w:w="2160"/>
+            <w:shd w:val="clear" w:color="auto" w:fill="D6E4F0"/>
+          </w:tcPr>
+          <w:p>
+            <w:r>
+              <w:rPr>
+                <w:sz w:val="18"/>
+              </w:rPr>
+              <w:t>Shared ground</w:t>
+            </w:r>
+          </w:p>
+        </w:tc>
+      </w:tr>
+      <w:tr>
+        <w:tc>
+          <w:tcPr>
+            <w:tcW w:type="dxa" w:w="2160"/>
+            <w:shd w:val="clear" w:color="auto" w:fill="FFFFFF"/>
+          </w:tcPr>
+          <w:p>
+            <w:r>
+              <w:rPr>
+                <w:sz w:val="18"/>
+              </w:rPr>
+              <w:t>USB 3.0 Port</w:t>
+            </w:r>
+          </w:p>
+        </w:tc>
+        <w:tc>
+          <w:tcPr>
+            <w:tcW w:type="dxa" w:w="2160"/>
+            <w:shd w:val="clear" w:color="auto" w:fill="FFFFFF"/>
+          </w:tcPr>
+          <w:p>
+            <w:r>
+              <w:rPr>
+                <w:sz w:val="18"/>
+              </w:rPr>
+              <w:t>USB</w:t>
+            </w:r>
+          </w:p>
+        </w:tc>
+        <w:tc>
+          <w:tcPr>
+            <w:tcW w:type="dxa" w:w="2160"/>
+            <w:shd w:val="clear" w:color="auto" w:fill="FFFFFF"/>
+          </w:tcPr>
+          <w:p>
+            <w:r>
+              <w:rPr>
+                <w:sz w:val="18"/>
+              </w:rPr>
+              <w:t>USB Camera</w:t>
+            </w:r>
+          </w:p>
+        </w:tc>
+        <w:tc>
+          <w:tcPr>
+            <w:tcW w:type="dxa" w:w="2160"/>
+            <w:shd w:val="clear" w:color="auto" w:fill="FFFFFF"/>
+          </w:tcPr>
+          <w:p>
+            <w:r>
+              <w:rPr>
+                <w:sz w:val="18"/>
+              </w:rPr>
+              <w:t>Live video feed input</w:t>
+            </w:r>
+          </w:p>
+        </w:tc>
+      </w:tr>
+    </w:tbl>
+    <w:p/>
+    <w:p>
+      <w:pPr>
+        <w:pStyle w:val="Heading1"/>
+      </w:pPr>
+      <w:r>
+        <w:t>3. AMG8833 Thermal Camera (I2C Protocol)</w:t>
+      </w:r>
+    </w:p>
+    <w:p>
+      <w:r>
+        <w:t>The Adafruit AMG8833 communicates over I2C (Inter-Integrated Circuit) at I2C address 0x69 (when the address jumper is bridged; default 0x68 when open). It outputs an 8×8 grid of temperatures in °C at approximately 10 Hz.</w:t>
+      </w:r>
+    </w:p>
+    <w:p>
+      <w:pPr>
+        <w:pStyle w:val="Heading2"/>
+      </w:pPr>
+      <w:r>
+        <w:t>Wiring Connections:</w:t>
       </w:r>
     </w:p>
     <w:p>
@@ -37,7 +814,7 @@
         <w:pStyle w:val="ListBullet"/>
       </w:pPr>
       <w:r>
-        <w:t>VIN to Pi 3.3V (Pin 1)</w:t>
+        <w:t>VIN → Raspberry Pi 3.3V (Physical Pin 1)</w:t>
       </w:r>
     </w:p>
     <w:p>
@@ -45,7 +822,7 @@
         <w:pStyle w:val="ListBullet"/>
       </w:pPr>
       <w:r>
-        <w:t>GND to Pi GND (Pin 6)</w:t>
+        <w:t>GND → Raspberry Pi GND (Physical Pin 6)</w:t>
       </w:r>
     </w:p>
     <w:p>
@@ -53,7 +830,7 @@
         <w:pStyle w:val="ListBullet"/>
       </w:pPr>
       <w:r>
-        <w:t>SDA to Pi GPIO2/SDA1 (Pin 3)</w:t>
+        <w:t>SDA → Raspberry Pi GPIO2 / SDA1 (Physical Pin 3)</w:t>
       </w:r>
     </w:p>
     <w:p>
@@ -61,15 +838,54 @@
         <w:pStyle w:val="ListBullet"/>
       </w:pPr>
       <w:r>
-        <w:t>SCL to Pi GPIO3/SCL1 (Pin 5)</w:t>
+        <w:t>SCL → Raspberry Pi GPIO3 / SCL1 (Physical Pin 5)</w:t>
       </w:r>
     </w:p>
+    <w:p>
+      <w:pPr>
+        <w:pStyle w:val="Heading2"/>
+      </w:pPr>
+      <w:r>
+        <w:t>Verification / Notes:</w:t>
+      </w:r>
+    </w:p>
+    <w:p>
+      <w:pPr>
+        <w:ind w:left="432" w:right="432"/>
+      </w:pPr>
+      <w:r>
+        <w:rPr>
+          <w:i/>
+          <w:color w:val="1A5276"/>
+          <w:sz w:val="19"/>
+        </w:rPr>
+        <w:t>Before powering on, verify the sensor appears on the I2C bus:</w:t>
+        <w:br/>
+        <w:t xml:space="preserve">  sudo i2cdetect -y 1</w:t>
+        <w:br/>
+        <w:t>Expected output: Device detected at address 0x69 (or 0x68).</w:t>
+      </w:r>
+    </w:p>
+    <w:p/>
     <w:p>
       <w:pPr>
         <w:pStyle w:val="Heading1"/>
       </w:pPr>
       <w:r>
-        <w:t>3. DHT22 Ambient Sensor (GPIO)</w:t>
+        <w:t>4. DHT22 Ambient Temperature &amp; Humidity Sensor (Single-Wire)</w:t>
+      </w:r>
+    </w:p>
+    <w:p>
+      <w:r>
+        <w:t>The DHT22 (also known as AM2302) uses a proprietary single-wire digital protocol. It provides temperature (±0.5°C accuracy) and relative humidity (±2–5% accuracy) readings. The DATA pin MUST have a 10 kΩ pull-up resistor connected between DATA and VCC.</w:t>
+      </w:r>
+    </w:p>
+    <w:p>
+      <w:pPr>
+        <w:pStyle w:val="Heading2"/>
+      </w:pPr>
+      <w:r>
+        <w:t>Wiring Connections:</w:t>
       </w:r>
     </w:p>
     <w:p>
@@ -77,7 +893,7 @@
         <w:pStyle w:val="ListBullet"/>
       </w:pPr>
       <w:r>
-        <w:t>VCC to Pi 3.3V or 5V</w:t>
+        <w:t>VCC → Raspberry Pi 3.3V or 5V</w:t>
       </w:r>
     </w:p>
     <w:p>
@@ -85,7 +901,7 @@
         <w:pStyle w:val="ListBullet"/>
       </w:pPr>
       <w:r>
-        <w:t>GND to Pi GND</w:t>
+        <w:t>GND → Raspberry Pi GND (Physical Pin 9)</w:t>
       </w:r>
     </w:p>
     <w:p>
@@ -93,15 +909,7 @@
         <w:pStyle w:val="ListBullet"/>
       </w:pPr>
       <w:r>
-        <w:t>DATA to Pi GPIO4 (Pin 7) (requires 10k pull-up resistor to VCC)</w:t>
-      </w:r>
-    </w:p>
-    <w:p>
-      <w:pPr>
-        <w:pStyle w:val="Heading1"/>
-      </w:pPr>
-      <w:r>
-        <w:t>4. GSM900A Module (UART)</w:t>
+        <w:t>DATA → Raspberry Pi GPIO4 (Physical Pin 7)</w:t>
       </w:r>
     </w:p>
     <w:p>
@@ -109,7 +917,50 @@
         <w:pStyle w:val="ListBullet"/>
       </w:pPr>
       <w:r>
-        <w:t>TX to Pi RXD / GPIO15 (Pin 10)</w:t>
+        <w:t>10kΩ resistor between DATA and VCC (pull-up)</w:t>
+      </w:r>
+    </w:p>
+    <w:p>
+      <w:pPr>
+        <w:pStyle w:val="Heading2"/>
+      </w:pPr>
+      <w:r>
+        <w:t>Verification / Notes:</w:t>
+      </w:r>
+    </w:p>
+    <w:p>
+      <w:pPr>
+        <w:ind w:left="432" w:right="432"/>
+      </w:pPr>
+      <w:r>
+        <w:rPr>
+          <w:i/>
+          <w:color w:val="1A5276"/>
+          <w:sz w:val="19"/>
+        </w:rPr>
+        <w:t>The sensor is accessed via the adafruit-circuitpython-dht library. Reading takes ~2 seconds. The system reads in a background thread to avoid blocking the main loop.</w:t>
+      </w:r>
+    </w:p>
+    <w:p/>
+    <w:p>
+      <w:pPr>
+        <w:pStyle w:val="Heading1"/>
+      </w:pPr>
+      <w:r>
+        <w:t>5. GSM900A Module (UART Serial Protocol)</w:t>
+      </w:r>
+    </w:p>
+    <w:p>
+      <w:r>
+        <w:t>The GSM900A (SIM800L-compatible) module communicates via UART (Universal Asynchronous Receiver-Transmitter) at 9600 baud rate using AT commands. It requires a SIM card with basic voice/SMS capability (no data plan needed). The module needs a stable 3.7–4.2V power supply (NOT from the Pi 3.3V rail — it draws up to 2A during transmission).</w:t>
+      </w:r>
+    </w:p>
+    <w:p>
+      <w:pPr>
+        <w:pStyle w:val="Heading2"/>
+      </w:pPr>
+      <w:r>
+        <w:t>Wiring Connections:</w:t>
       </w:r>
     </w:p>
     <w:p>
@@ -117,7 +968,7 @@
         <w:pStyle w:val="ListBullet"/>
       </w:pPr>
       <w:r>
-        <w:t>RX to Pi TXD / GPIO14 (Pin 8)</w:t>
+        <w:t>TX (Module) → Raspberry Pi GPIO15 / RXD (Physical Pin 10)</w:t>
       </w:r>
     </w:p>
     <w:p>
@@ -125,9 +976,112 @@
         <w:pStyle w:val="ListBullet"/>
       </w:pPr>
       <w:r>
-        <w:t>GND to Pi GND</w:t>
+        <w:t>RX (Module) → Raspberry Pi GPIO14 / TXD (Physical Pin 8)</w:t>
       </w:r>
     </w:p>
+    <w:p>
+      <w:pPr>
+        <w:pStyle w:val="ListBullet"/>
+      </w:pPr>
+      <w:r>
+        <w:t>GND → Raspberry Pi GND (shared ground)</w:t>
+      </w:r>
+    </w:p>
+    <w:p>
+      <w:pPr>
+        <w:pStyle w:val="ListBullet"/>
+      </w:pPr>
+      <w:r>
+        <w:t>VCC → Dedicated 3.7V–4.2V power supply (not Pi GPIO)</w:t>
+      </w:r>
+    </w:p>
+    <w:p>
+      <w:pPr>
+        <w:pStyle w:val="Heading2"/>
+      </w:pPr>
+      <w:r>
+        <w:t>Verification / Notes:</w:t>
+      </w:r>
+    </w:p>
+    <w:p>
+      <w:pPr>
+        <w:ind w:left="432" w:right="432"/>
+      </w:pPr>
+      <w:r>
+        <w:rPr>
+          <w:i/>
+          <w:color w:val="1A5276"/>
+          <w:sz w:val="19"/>
+        </w:rPr>
+        <w:t>Enable UART on Raspberry Pi:</w:t>
+        <w:br/>
+        <w:t xml:space="preserve">  sudo raspi-config → Interface Options → Serial Port</w:t>
+        <w:br/>
+        <w:t xml:space="preserve">  Disable login shell over serial; Enable serial port hardware.</w:t>
+        <w:br/>
+        <w:t xml:space="preserve">  Then edit /boot/config.txt: add enable_uart=1</w:t>
+      </w:r>
+    </w:p>
+    <w:p/>
+    <w:p>
+      <w:pPr>
+        <w:pStyle w:val="Heading1"/>
+      </w:pPr>
+      <w:r>
+        <w:t>6. USB Camera</w:t>
+      </w:r>
+    </w:p>
+    <w:p>
+      <w:r>
+        <w:t>Any UVC (USB Video Class) compatible USB camera can be used. The system opens the camera via OpenCV (cv2.VideoCapture(0)) at 640×480 resolution. The AsyncCamera module reads frames in a background thread to prevent blocking.</w:t>
+      </w:r>
+    </w:p>
+    <w:p>
+      <w:pPr>
+        <w:pStyle w:val="Heading2"/>
+      </w:pPr>
+      <w:r>
+        <w:t>Wiring Connections:</w:t>
+      </w:r>
+    </w:p>
+    <w:p>
+      <w:pPr>
+        <w:pStyle w:val="ListBullet"/>
+      </w:pPr>
+      <w:r>
+        <w:t>Connect to any available USB 3.0 port on the Raspberry Pi 4B.</w:t>
+      </w:r>
+    </w:p>
+    <w:p>
+      <w:pPr>
+        <w:pStyle w:val="ListBullet"/>
+      </w:pPr>
+      <w:r>
+        <w:t>Verify detection: ls /dev/video* (should show /dev/video0)</w:t>
+      </w:r>
+    </w:p>
+    <w:p>
+      <w:pPr>
+        <w:pStyle w:val="Heading2"/>
+      </w:pPr>
+      <w:r>
+        <w:t>Verification / Notes:</w:t>
+      </w:r>
+    </w:p>
+    <w:p>
+      <w:pPr>
+        <w:ind w:left="432" w:right="432"/>
+      </w:pPr>
+      <w:r>
+        <w:rPr>
+          <w:i/>
+          <w:color w:val="1A5276"/>
+          <w:sz w:val="19"/>
+        </w:rPr>
+        <w:t>Recommended minimum: 640×480 @ 30 FPS USB 2.0 camera. Higher resolution cameras will be automatically resized to 640×480 by the preprocessing pipeline.</w:t>
+      </w:r>
+    </w:p>
+    <w:p/>
     <w:sectPr>
       <w:pgSz w:w="12240" w:h="15840"/>
       <w:pgMar w:top="1440" w:right="1800" w:bottom="1440" w:left="1800" w:header="720" w:footer="720" w:gutter="0"/>
